--- a/Paper/Supporting_Information.docx
+++ b/Paper/Supporting_Information.docx
@@ -489,13 +489,7 @@
           <w:rStyle w:val="Emphasis"/>
         </w:rPr>
         <w:lastRenderedPageBreak/>
-        <w:t xml:space="preserve">SI.1 </w:t>
-      </w:r>
-      <w:r>
-        <w:rPr>
-          <w:rStyle w:val="Emphasis"/>
-        </w:rPr>
-        <w:t>Sensitivity analysis for selecting the spatial distance threshold (d)</w:t>
+        <w:t>SI.1 Sensitivity analysis for selecting the spatial distance threshold (d)</w:t>
       </w:r>
     </w:p>
     <w:p>
@@ -642,15 +636,7 @@
           <w:b/>
           <w:bCs/>
         </w:rPr>
-        <w:t>Table S1</w:t>
-      </w:r>
-      <w:r>
-        <w:rPr>
-          <w:rStyle w:val="Strong"/>
-          <w:b/>
-          <w:bCs/>
-        </w:rPr>
-        <w:t xml:space="preserve"> Connectivity properties of the spatial weights matrix</w:t>
+        <w:t>Table S1 Connectivity properties of the spatial weights matrix</w:t>
       </w:r>
     </w:p>
     <w:tbl>
@@ -1154,15 +1140,7 @@
           <w:b/>
           <w:bCs/>
         </w:rPr>
-        <w:t>Table S2</w:t>
-      </w:r>
-      <w:r>
-        <w:rPr>
-          <w:rStyle w:val="Strong"/>
-          <w:b/>
-          <w:bCs/>
-        </w:rPr>
-        <w:t xml:space="preserve"> Spatial autocorrelation of OLS residuals</w:t>
+        <w:t>Table S2 Spatial autocorrelation of OLS residuals</w:t>
       </w:r>
     </w:p>
     <w:tbl>
@@ -1499,15 +1477,7 @@
           <w:b/>
           <w:bCs/>
         </w:rPr>
-        <w:t>Table S3</w:t>
-      </w:r>
-      <w:r>
-        <w:rPr>
-          <w:rStyle w:val="Strong"/>
-          <w:b/>
-          <w:bCs/>
-        </w:rPr>
-        <w:t xml:space="preserve"> GWR residual spatial autocorrelation</w:t>
+        <w:t>Table S3 GWR residual spatial autocorrelation</w:t>
       </w:r>
     </w:p>
     <w:tbl>
@@ -3396,6 +3366,555 @@
     <w:p/>
     <w:p/>
     <w:p/>
+    <w:p>
+      <w:pPr>
+        <w:rPr>
+          <w:b/>
+          <w:bCs/>
+          <w:i/>
+          <w:iCs/>
+          <w:sz w:val="27"/>
+          <w:szCs w:val="27"/>
+        </w:rPr>
+      </w:pPr>
+      <w:r>
+        <w:rPr>
+          <w:b/>
+          <w:bCs/>
+          <w:i/>
+          <w:iCs/>
+          <w:sz w:val="27"/>
+          <w:szCs w:val="27"/>
+        </w:rPr>
+        <w:lastRenderedPageBreak/>
+        <w:t>SI.3 Aggregation of land-cover classes</w:t>
+      </w:r>
+    </w:p>
+    <w:p>
+      <w:r>
+        <w:t xml:space="preserve">To harmonize the land-cover information used in our analyses, we aggregated the original ESA CCI land-use classes into a set of broader macro-categories. This classification aimed to reduce thematic complexity while retaining ecological relevance. Specifically, we grouped all forested tree-cover types into a single </w:t>
+      </w:r>
+      <w:r>
+        <w:rPr>
+          <w:rStyle w:val="Emphasis"/>
+        </w:rPr>
+        <w:t>Forest</w:t>
+      </w:r>
+      <w:r>
+        <w:t xml:space="preserve"> category and various shrub-dominated formations into </w:t>
+      </w:r>
+      <w:r>
+        <w:rPr>
+          <w:rStyle w:val="Emphasis"/>
+        </w:rPr>
+        <w:t>Shrub</w:t>
+      </w:r>
+      <w:r>
+        <w:t xml:space="preserve">. Urban and bare surfaces were combined under </w:t>
+      </w:r>
+      <w:r>
+        <w:rPr>
+          <w:rStyle w:val="Emphasis"/>
+        </w:rPr>
+        <w:t>Urban</w:t>
+      </w:r>
+      <w:r>
+        <w:t xml:space="preserve">, while all crop-related classes formed the </w:t>
+      </w:r>
+      <w:r>
+        <w:rPr>
+          <w:rStyle w:val="Emphasis"/>
+        </w:rPr>
+        <w:t>Crop</w:t>
+      </w:r>
+      <w:r>
+        <w:t xml:space="preserve"> category. </w:t>
+      </w:r>
+      <w:r>
+        <w:rPr>
+          <w:rStyle w:val="Emphasis"/>
+        </w:rPr>
+        <w:t>Water</w:t>
+      </w:r>
+      <w:r>
+        <w:t xml:space="preserve"> includes all open water bodies, and remaining natural or sparsely vegetated environments, as well as flooded vegetation classes and permanent snow and ice, were grouped under </w:t>
+      </w:r>
+      <w:r>
+        <w:rPr>
+          <w:rStyle w:val="Emphasis"/>
+        </w:rPr>
+        <w:t>Other</w:t>
+      </w:r>
+      <w:r>
+        <w:t>. Table Sx summarizes the correspondence between the ESA CCI classes and the macro-categories used in the study.</w:t>
+      </w:r>
+    </w:p>
+    <w:p>
+      <w:pPr>
+        <w:tabs>
+          <w:tab w:val="left" w:pos="3834"/>
+        </w:tabs>
+        <w:jc w:val="both"/>
+        <w:rPr>
+          <w:rFonts w:cs="Times New Roman"/>
+          <w:b/>
+          <w:sz w:val="27"/>
+          <w:szCs w:val="27"/>
+          <w:lang w:val="en-IE"/>
+        </w:rPr>
+      </w:pPr>
+      <w:r>
+        <w:rPr>
+          <w:rFonts w:cs="Times New Roman"/>
+          <w:b/>
+          <w:sz w:val="27"/>
+          <w:szCs w:val="27"/>
+          <w:lang w:val="en-IE"/>
+        </w:rPr>
+        <w:t>Table S5. Aggregation of ESA CCI classes into macro-categories</w:t>
+      </w:r>
+    </w:p>
+    <w:tbl>
+      <w:tblPr>
+        <w:tblStyle w:val="TableGrid"/>
+        <w:tblW w:w="0" w:type="auto"/>
+        <w:tblLook w:val="04A0" w:firstRow="1" w:lastRow="0" w:firstColumn="1" w:lastColumn="0" w:noHBand="0" w:noVBand="1"/>
+      </w:tblPr>
+      <w:tblGrid>
+        <w:gridCol w:w="1555"/>
+        <w:gridCol w:w="7461"/>
+      </w:tblGrid>
+      <w:tr>
+        <w:tc>
+          <w:tcPr>
+            <w:tcW w:w="1555" w:type="dxa"/>
+          </w:tcPr>
+          <w:p>
+            <w:pPr>
+              <w:tabs>
+                <w:tab w:val="left" w:pos="3834"/>
+              </w:tabs>
+              <w:jc w:val="both"/>
+              <w:rPr>
+                <w:rFonts w:cs="Times New Roman"/>
+                <w:b/>
+                <w:szCs w:val="24"/>
+                <w:lang w:val="en-IE"/>
+              </w:rPr>
+            </w:pPr>
+            <w:r>
+              <w:rPr>
+                <w:rFonts w:cs="Times New Roman"/>
+                <w:b/>
+                <w:szCs w:val="24"/>
+                <w:lang w:val="en-IE"/>
+              </w:rPr>
+              <w:t>Macro-category</w:t>
+            </w:r>
+          </w:p>
+        </w:tc>
+        <w:tc>
+          <w:tcPr>
+            <w:tcW w:w="7461" w:type="dxa"/>
+          </w:tcPr>
+          <w:p>
+            <w:pPr>
+              <w:tabs>
+                <w:tab w:val="left" w:pos="3834"/>
+              </w:tabs>
+              <w:jc w:val="both"/>
+              <w:rPr>
+                <w:rFonts w:cs="Times New Roman"/>
+                <w:b/>
+                <w:szCs w:val="24"/>
+                <w:lang w:val="en-IE"/>
+              </w:rPr>
+            </w:pPr>
+            <w:r>
+              <w:rPr>
+                <w:rFonts w:cs="Times New Roman"/>
+                <w:b/>
+                <w:szCs w:val="24"/>
+                <w:lang w:val="en-IE"/>
+              </w:rPr>
+              <w:t>ESA CCI classes aggregated</w:t>
+            </w:r>
+          </w:p>
+        </w:tc>
+      </w:tr>
+      <w:tr>
+        <w:tc>
+          <w:tcPr>
+            <w:tcW w:w="1555" w:type="dxa"/>
+          </w:tcPr>
+          <w:p>
+            <w:pPr>
+              <w:tabs>
+                <w:tab w:val="left" w:pos="3834"/>
+              </w:tabs>
+              <w:jc w:val="both"/>
+              <w:rPr>
+                <w:rFonts w:cs="Times New Roman"/>
+                <w:bCs/>
+                <w:szCs w:val="24"/>
+                <w:lang w:val="en-IE"/>
+              </w:rPr>
+            </w:pPr>
+            <w:r>
+              <w:rPr>
+                <w:rFonts w:cs="Times New Roman"/>
+                <w:bCs/>
+                <w:szCs w:val="24"/>
+                <w:lang w:val="en-US"/>
+              </w:rPr>
+              <w:t>Forest</w:t>
+            </w:r>
+          </w:p>
+        </w:tc>
+        <w:tc>
+          <w:tcPr>
+            <w:tcW w:w="7461" w:type="dxa"/>
+          </w:tcPr>
+          <w:p>
+            <w:pPr>
+              <w:tabs>
+                <w:tab w:val="left" w:pos="3834"/>
+              </w:tabs>
+              <w:jc w:val="both"/>
+              <w:rPr>
+                <w:rFonts w:cs="Times New Roman"/>
+                <w:bCs/>
+                <w:i/>
+                <w:iCs/>
+                <w:szCs w:val="24"/>
+                <w:lang w:val="en-IE"/>
+              </w:rPr>
+            </w:pPr>
+            <w:r>
+              <w:rPr>
+                <w:rFonts w:cs="Times New Roman"/>
+                <w:bCs/>
+                <w:i/>
+                <w:iCs/>
+                <w:szCs w:val="24"/>
+                <w:lang w:val="en-US"/>
+              </w:rPr>
+              <w:t>Tree cover, broadleaved, evergreen, closed to open (&gt;15%); Tree cover, broadleaved, deciduous, closed to open (&gt;15%); Tree cover, broadleaved, deciduous, closed (&gt;40%); Tree cover, broadleaved, deciduous, open (15‐40%); Tree cover, needle leaved, evergreen, closed to open (&gt;15%); Tree cover, needle leaved, evergreen, closed (&gt;40%); Tree cover, needle leaved, evergreen, open (15‐40%); Tree cover, needle leaved, deciduous, closed to open (&gt;15%); Tree cover, needle leaved, deciduous, closed (&gt;40%); Tree cover, needle leaved, deciduous, open (15‐40%); Tree cover, mixed leaf type (broadleaved and needle leaved); Mosaic tree and shrub (&gt;50%) / herbaceous cover (&lt;50%)</w:t>
+            </w:r>
+          </w:p>
+        </w:tc>
+      </w:tr>
+      <w:tr>
+        <w:tc>
+          <w:tcPr>
+            <w:tcW w:w="1555" w:type="dxa"/>
+          </w:tcPr>
+          <w:p>
+            <w:pPr>
+              <w:tabs>
+                <w:tab w:val="left" w:pos="3834"/>
+              </w:tabs>
+              <w:jc w:val="both"/>
+              <w:rPr>
+                <w:rFonts w:cs="Times New Roman"/>
+                <w:bCs/>
+                <w:szCs w:val="24"/>
+                <w:lang w:val="en-IE"/>
+              </w:rPr>
+            </w:pPr>
+            <w:r>
+              <w:rPr>
+                <w:rFonts w:cs="Times New Roman"/>
+                <w:bCs/>
+                <w:szCs w:val="24"/>
+                <w:lang w:val="en-US"/>
+              </w:rPr>
+              <w:t>Shrub</w:t>
+            </w:r>
+          </w:p>
+        </w:tc>
+        <w:tc>
+          <w:tcPr>
+            <w:tcW w:w="7461" w:type="dxa"/>
+          </w:tcPr>
+          <w:p>
+            <w:pPr>
+              <w:tabs>
+                <w:tab w:val="left" w:pos="3834"/>
+              </w:tabs>
+              <w:jc w:val="both"/>
+              <w:rPr>
+                <w:rFonts w:cs="Times New Roman"/>
+                <w:bCs/>
+                <w:i/>
+                <w:iCs/>
+                <w:szCs w:val="24"/>
+                <w:lang w:val="en-IE"/>
+              </w:rPr>
+            </w:pPr>
+            <w:r>
+              <w:rPr>
+                <w:rFonts w:cs="Times New Roman"/>
+                <w:bCs/>
+                <w:i/>
+                <w:iCs/>
+                <w:szCs w:val="24"/>
+                <w:lang w:val="en-US"/>
+              </w:rPr>
+              <w:t>Mosaic herbaceous cover (&gt;50%) / tree and shrub (&lt;50%); Scrubland; Evergreen shrub land; Deciduous shrub land</w:t>
+            </w:r>
+          </w:p>
+        </w:tc>
+      </w:tr>
+      <w:tr>
+        <w:tc>
+          <w:tcPr>
+            <w:tcW w:w="1555" w:type="dxa"/>
+          </w:tcPr>
+          <w:p>
+            <w:pPr>
+              <w:tabs>
+                <w:tab w:val="left" w:pos="3834"/>
+              </w:tabs>
+              <w:jc w:val="both"/>
+              <w:rPr>
+                <w:rFonts w:cs="Times New Roman"/>
+                <w:bCs/>
+                <w:szCs w:val="24"/>
+                <w:lang w:val="en-IE"/>
+              </w:rPr>
+            </w:pPr>
+            <w:r>
+              <w:rPr>
+                <w:rFonts w:cs="Times New Roman"/>
+                <w:bCs/>
+                <w:szCs w:val="24"/>
+                <w:lang w:val="en-US"/>
+              </w:rPr>
+              <w:t>Urban</w:t>
+            </w:r>
+          </w:p>
+        </w:tc>
+        <w:tc>
+          <w:tcPr>
+            <w:tcW w:w="7461" w:type="dxa"/>
+          </w:tcPr>
+          <w:p>
+            <w:pPr>
+              <w:tabs>
+                <w:tab w:val="left" w:pos="3834"/>
+              </w:tabs>
+              <w:jc w:val="both"/>
+              <w:rPr>
+                <w:rFonts w:cs="Times New Roman"/>
+                <w:bCs/>
+                <w:i/>
+                <w:iCs/>
+                <w:szCs w:val="24"/>
+                <w:lang w:val="en-IE"/>
+              </w:rPr>
+            </w:pPr>
+            <w:r>
+              <w:rPr>
+                <w:rFonts w:cs="Times New Roman"/>
+                <w:bCs/>
+                <w:i/>
+                <w:iCs/>
+                <w:szCs w:val="24"/>
+                <w:lang w:val="en-US"/>
+              </w:rPr>
+              <w:t>Urban areas; Bare areas; Consolidated bare areas; Unconsolidated bare areas</w:t>
+            </w:r>
+          </w:p>
+        </w:tc>
+      </w:tr>
+      <w:tr>
+        <w:tc>
+          <w:tcPr>
+            <w:tcW w:w="1555" w:type="dxa"/>
+          </w:tcPr>
+          <w:p>
+            <w:pPr>
+              <w:tabs>
+                <w:tab w:val="left" w:pos="3834"/>
+              </w:tabs>
+              <w:jc w:val="both"/>
+              <w:rPr>
+                <w:rFonts w:cs="Times New Roman"/>
+                <w:bCs/>
+                <w:szCs w:val="24"/>
+                <w:lang w:val="en-IE"/>
+              </w:rPr>
+            </w:pPr>
+            <w:r>
+              <w:rPr>
+                <w:rFonts w:cs="Times New Roman"/>
+                <w:bCs/>
+                <w:szCs w:val="24"/>
+                <w:lang w:val="en-US"/>
+              </w:rPr>
+              <w:t>Crop</w:t>
+            </w:r>
+          </w:p>
+        </w:tc>
+        <w:tc>
+          <w:tcPr>
+            <w:tcW w:w="7461" w:type="dxa"/>
+          </w:tcPr>
+          <w:p>
+            <w:pPr>
+              <w:tabs>
+                <w:tab w:val="left" w:pos="3834"/>
+              </w:tabs>
+              <w:jc w:val="both"/>
+              <w:rPr>
+                <w:rFonts w:cs="Times New Roman"/>
+                <w:bCs/>
+                <w:i/>
+                <w:iCs/>
+                <w:szCs w:val="24"/>
+                <w:lang w:val="en-IE"/>
+              </w:rPr>
+            </w:pPr>
+            <w:r>
+              <w:rPr>
+                <w:rFonts w:cs="Times New Roman"/>
+                <w:bCs/>
+                <w:i/>
+                <w:iCs/>
+                <w:szCs w:val="24"/>
+                <w:lang w:val="en-US"/>
+              </w:rPr>
+              <w:t>Cropland, rain-fed; Herbaceous cover; Tree or shrub cover; Cropland, irrigated or post‐flooding; Mosaic cropland (&gt;50%) / natural vegetation (tree, shrub, herbaceous cover) (&lt;50%); Mosaic natural vegetation (tree, shrub, herbaceous cover) (&gt;50%) / cropland (&lt;50%)</w:t>
+            </w:r>
+          </w:p>
+        </w:tc>
+      </w:tr>
+      <w:tr>
+        <w:tc>
+          <w:tcPr>
+            <w:tcW w:w="1555" w:type="dxa"/>
+          </w:tcPr>
+          <w:p>
+            <w:pPr>
+              <w:tabs>
+                <w:tab w:val="left" w:pos="3834"/>
+              </w:tabs>
+              <w:jc w:val="both"/>
+              <w:rPr>
+                <w:rFonts w:cs="Times New Roman"/>
+                <w:bCs/>
+                <w:szCs w:val="24"/>
+                <w:lang w:val="en-US"/>
+              </w:rPr>
+            </w:pPr>
+            <w:r>
+              <w:rPr>
+                <w:rFonts w:cs="Times New Roman"/>
+                <w:bCs/>
+                <w:szCs w:val="24"/>
+                <w:lang w:val="it-IT"/>
+              </w:rPr>
+              <w:t>Water</w:t>
+            </w:r>
+          </w:p>
+        </w:tc>
+        <w:tc>
+          <w:tcPr>
+            <w:tcW w:w="7461" w:type="dxa"/>
+          </w:tcPr>
+          <w:p>
+            <w:pPr>
+              <w:tabs>
+                <w:tab w:val="left" w:pos="3834"/>
+              </w:tabs>
+              <w:jc w:val="both"/>
+              <w:rPr>
+                <w:rFonts w:cs="Times New Roman"/>
+                <w:bCs/>
+                <w:i/>
+                <w:iCs/>
+                <w:szCs w:val="24"/>
+                <w:lang w:val="en-US"/>
+              </w:rPr>
+            </w:pPr>
+            <w:r>
+              <w:rPr>
+                <w:rFonts w:cs="Times New Roman"/>
+                <w:bCs/>
+                <w:i/>
+                <w:iCs/>
+                <w:szCs w:val="24"/>
+                <w:lang w:val="it-IT"/>
+              </w:rPr>
+              <w:t>Water bodies</w:t>
+            </w:r>
+          </w:p>
+        </w:tc>
+      </w:tr>
+      <w:tr>
+        <w:tc>
+          <w:tcPr>
+            <w:tcW w:w="1555" w:type="dxa"/>
+          </w:tcPr>
+          <w:p>
+            <w:pPr>
+              <w:tabs>
+                <w:tab w:val="left" w:pos="3834"/>
+              </w:tabs>
+              <w:jc w:val="both"/>
+              <w:rPr>
+                <w:rFonts w:cs="Times New Roman"/>
+                <w:bCs/>
+                <w:szCs w:val="24"/>
+                <w:lang w:val="it-IT"/>
+              </w:rPr>
+            </w:pPr>
+            <w:r>
+              <w:rPr>
+                <w:rFonts w:cs="Times New Roman"/>
+                <w:bCs/>
+                <w:szCs w:val="24"/>
+                <w:lang w:val="en-US"/>
+              </w:rPr>
+              <w:t>Other</w:t>
+            </w:r>
+          </w:p>
+        </w:tc>
+        <w:tc>
+          <w:tcPr>
+            <w:tcW w:w="7461" w:type="dxa"/>
+          </w:tcPr>
+          <w:p>
+            <w:pPr>
+              <w:tabs>
+                <w:tab w:val="left" w:pos="3834"/>
+              </w:tabs>
+              <w:jc w:val="both"/>
+              <w:rPr>
+                <w:rFonts w:cs="Times New Roman"/>
+                <w:bCs/>
+                <w:i/>
+                <w:iCs/>
+                <w:szCs w:val="24"/>
+                <w:lang w:val="en-US"/>
+              </w:rPr>
+            </w:pPr>
+            <w:r>
+              <w:rPr>
+                <w:rFonts w:cs="Times New Roman"/>
+                <w:bCs/>
+                <w:i/>
+                <w:iCs/>
+                <w:szCs w:val="24"/>
+                <w:lang w:val="en-US"/>
+              </w:rPr>
+              <w:t>Grassland; Lichens and mosses; Sparse vegetation (tree, shrub, herbaceous cover) (&lt;15%); Sparse tree (&lt;15%); Sparse shrub (&lt;15%); Sparse herbaceous cover (&lt;15%); Tree cover, flooded, fresh or brackish water; Tree cover, flooded, saline water; Shrub or herbaceous cover, flooded, fresh/saline/brackish water; and Permanent snow and ice</w:t>
+            </w:r>
+          </w:p>
+        </w:tc>
+      </w:tr>
+    </w:tbl>
     <w:p/>
     <w:sectPr>
       <w:pgSz w:w="11906" w:h="16838"/>
@@ -4397,6 +4916,25 @@
       <w:bCs/>
     </w:rPr>
   </w:style>
+  <w:style w:type="table" w:styleId="TableGrid">
+    <w:name w:val="Table Grid"/>
+    <w:basedOn w:val="TableNormal"/>
+    <w:uiPriority w:val="39"/>
+    <w:rsid w:val="003C6ABF"/>
+    <w:pPr>
+      <w:spacing w:after="0" w:line="240" w:lineRule="auto"/>
+    </w:pPr>
+    <w:tblPr>
+      <w:tblBorders>
+        <w:top w:val="single" w:sz="4" w:space="0" w:color="auto"/>
+        <w:left w:val="single" w:sz="4" w:space="0" w:color="auto"/>
+        <w:bottom w:val="single" w:sz="4" w:space="0" w:color="auto"/>
+        <w:right w:val="single" w:sz="4" w:space="0" w:color="auto"/>
+        <w:insideH w:val="single" w:sz="4" w:space="0" w:color="auto"/>
+        <w:insideV w:val="single" w:sz="4" w:space="0" w:color="auto"/>
+      </w:tblBorders>
+    </w:tblPr>
+  </w:style>
 </w:styles>
 </file>
 
